--- a/MyResearchDocument/Collections.docx
+++ b/MyResearchDocument/Collections.docx
@@ -562,7 +562,23 @@
           <w:sz w:val="28"/>
           <w:szCs w:val="28"/>
         </w:rPr>
-        <w:t>- The Framework: A unified architecture that includes interfaces, implementations (classes like ArrayList), and algorithms (like sorting or searching).</w:t>
+        <w:t xml:space="preserve">- The Framework: A unified architecture that includes interfaces, implementations (classes like </w:t>
+      </w:r>
+      <w:proofErr w:type="spellStart"/>
+      <w:r>
+        <w:rPr>
+          <w:sz w:val="28"/>
+          <w:szCs w:val="28"/>
+        </w:rPr>
+        <w:t>ArrayList</w:t>
+      </w:r>
+      <w:proofErr w:type="spellEnd"/>
+      <w:r>
+        <w:rPr>
+          <w:sz w:val="28"/>
+          <w:szCs w:val="28"/>
+        </w:rPr>
+        <w:t>), and algorithms (like sorting or searching).</w:t>
       </w:r>
     </w:p>
     <w:p>
@@ -991,6 +1007,9 @@
         </w:rPr>
       </w:pPr>
       <w:r>
+        <w:rPr>
+          <w:noProof/>
+        </w:rPr>
         <w:lastRenderedPageBreak/>
         <w:drawing>
           <wp:anchor distT="0" distB="0" distL="114300" distR="114300" simplePos="0" relativeHeight="251658240" behindDoc="1" locked="0" layoutInCell="1" allowOverlap="1" wp14:anchorId="55CA7AD3" wp14:editId="04370C24">
@@ -1139,15 +1158,16 @@
     <w:p>
       <w:pPr>
         <w:rPr>
-          <w:rFonts w:cs="DaunPenh" w:hint="cs"/>
-          <w:sz w:val="48"/>
-          <w:szCs w:val="48"/>
-          <w:lang w:bidi="km-KH"/>
-        </w:rPr>
-      </w:pPr>
-      <w:r>
-        <w:rPr>
-          <w:rFonts w:cs="DaunPenh"/>
+          <w:rFonts w:cs="DaunPenh"/>
+          <w:sz w:val="48"/>
+          <w:szCs w:val="48"/>
+          <w:lang w:bidi="km-KH"/>
+        </w:rPr>
+      </w:pPr>
+      <w:r>
+        <w:rPr>
+          <w:rFonts w:cs="DaunPenh"/>
+          <w:noProof/>
           <w:sz w:val="48"/>
           <w:szCs w:val="48"/>
           <w:lang w:bidi="km-KH"/>
@@ -1291,13 +1311,32 @@
         </w:tabs>
         <w:ind w:left="465"/>
         <w:rPr>
+          <w:rFonts w:cstheme="minorBidi"/>
+          <w:color w:val="C00000"/>
+          <w:szCs w:val="65"/>
+          <w:cs/>
+          <w:lang w:bidi="km-KH"/>
+        </w:rPr>
+      </w:pPr>
+      <w:r>
+        <w:rPr>
           <w:rFonts w:cstheme="minorBidi" w:hint="cs"/>
           <w:color w:val="C00000"/>
           <w:szCs w:val="65"/>
           <w:cs/>
           <w:lang w:bidi="km-KH"/>
         </w:rPr>
-      </w:pPr>
+        <w:t xml:space="preserve">គេបង្កើត </w:t>
+      </w:r>
+      <w:r>
+        <w:rPr>
+          <w:rFonts w:cstheme="minorBidi"/>
+          <w:color w:val="C00000"/>
+          <w:szCs w:val="65"/>
+          <w:lang w:bidi="km-KH"/>
+        </w:rPr>
+        <w:t xml:space="preserve">Method </w:t>
+      </w:r>
       <w:r>
         <w:rPr>
           <w:rFonts w:cstheme="minorBidi" w:hint="cs"/>
@@ -1306,25 +1345,6 @@
           <w:cs/>
           <w:lang w:bidi="km-KH"/>
         </w:rPr>
-        <w:t xml:space="preserve">គេបង្កើត </w:t>
-      </w:r>
-      <w:r>
-        <w:rPr>
-          <w:rFonts w:cstheme="minorBidi"/>
-          <w:color w:val="C00000"/>
-          <w:szCs w:val="65"/>
-          <w:lang w:bidi="km-KH"/>
-        </w:rPr>
-        <w:t xml:space="preserve">Method </w:t>
-      </w:r>
-      <w:r>
-        <w:rPr>
-          <w:rFonts w:cstheme="minorBidi" w:hint="cs"/>
-          <w:color w:val="C00000"/>
-          <w:szCs w:val="65"/>
-          <w:cs/>
-          <w:lang w:bidi="km-KH"/>
-        </w:rPr>
         <w:t>ហើយអស់ហើយ យើងចាំយកវាមកប្រើទៅបានហើយ</w:t>
       </w:r>
     </w:p>
@@ -1370,6 +1390,7 @@
       <w:r>
         <w:rPr>
           <w:rFonts w:cs="DaunPenh"/>
+          <w:noProof/>
           <w:sz w:val="28"/>
           <w:szCs w:val="45"/>
           <w:cs/>
@@ -1688,6 +1709,7 @@
       <w:r>
         <w:rPr>
           <w:rFonts w:cstheme="minorBidi"/>
+          <w:noProof/>
           <w:sz w:val="28"/>
           <w:szCs w:val="45"/>
           <w:lang w:bidi="km-KH"/>
@@ -1986,25 +2008,26 @@
           <w:tab w:val="left" w:pos="1470"/>
         </w:tabs>
         <w:rPr>
-          <w:rFonts w:cstheme="minorBidi" w:hint="cs"/>
-          <w:sz w:val="28"/>
-          <w:szCs w:val="45"/>
-          <w:lang w:bidi="km-KH"/>
-        </w:rPr>
-      </w:pPr>
-    </w:p>
-    <w:p>
-      <w:pPr>
-        <w:tabs>
-          <w:tab w:val="left" w:pos="1470"/>
-        </w:tabs>
-        <w:rPr>
-          <w:sz w:val="28"/>
-          <w:szCs w:val="28"/>
-        </w:rPr>
-      </w:pPr>
-      <w:r>
-        <w:rPr>
+          <w:rFonts w:cstheme="minorBidi"/>
+          <w:sz w:val="28"/>
+          <w:szCs w:val="45"/>
+          <w:lang w:bidi="km-KH"/>
+        </w:rPr>
+      </w:pPr>
+    </w:p>
+    <w:p>
+      <w:pPr>
+        <w:tabs>
+          <w:tab w:val="left" w:pos="1470"/>
+        </w:tabs>
+        <w:rPr>
+          <w:sz w:val="28"/>
+          <w:szCs w:val="28"/>
+        </w:rPr>
+      </w:pPr>
+      <w:r>
+        <w:rPr>
+          <w:noProof/>
           <w:sz w:val="28"/>
           <w:szCs w:val="28"/>
         </w:rPr>
@@ -2122,6 +2145,9 @@
     <w:p/>
     <w:p>
       <w:r>
+        <w:rPr>
+          <w:noProof/>
+        </w:rPr>
         <w:drawing>
           <wp:anchor distT="0" distB="0" distL="114300" distR="114300" simplePos="0" relativeHeight="251663360" behindDoc="1" locked="0" layoutInCell="1" allowOverlap="1" wp14:anchorId="648E982D" wp14:editId="360B6D3B">
             <wp:simplePos x="0" y="0"/>
@@ -2962,6 +2988,7 @@
   <w:style w:type="character" w:default="1" w:styleId="DefaultParagraphFont">
     <w:name w:val="Default Paragraph Font"/>
     <w:uiPriority w:val="1"/>
+    <w:semiHidden/>
     <w:unhideWhenUsed/>
   </w:style>
   <w:style w:type="table" w:default="1" w:styleId="TableNormal">
